--- a/press/downloads/pt/Hybrid-Press-Release-pt.docx
+++ b/press/downloads/pt/Hybrid-Press-Release-pt.docx
@@ -438,7 +438,7 @@
         </w:rPr>
         <w:t xml:space="preserve">O Hybrid está disponível na </w:t>
       </w:r>
-      <w:hyperlink w:history="1" r:id="rId_alrboymoopojubgks9wi">
+      <w:hyperlink w:history="1" r:id="rIdknvdzillwubiwffzj0g8g">
         <w:r>
           <w:rPr>
             <w:rFonts w:ascii="Calibri" w:cs="Calibri" w:eastAsia="Calibri" w:hAnsi="Calibri"/>
@@ -499,7 +499,7 @@
         </w:rPr>
         <w:t xml:space="preserve">. Sem subscrição, o Hybrid fica um leitor de documentos Markdown. A app corre em macOS 13 (Ventura) ou posterior, em Apple Silicon e Intel, e está disponível em nove idiomas: alemão, inglês, francês, espanhol, italiano, português, neerlandês, japonês e chinês simplificado. Uma versão para iPhone e iPad está em preparação; o teste beta público através do TestFlight da Apple já começou. Quem quiser escrever em primeira mão e dar a sua opinião pode participar gratuitamente: </w:t>
       </w:r>
-      <w:hyperlink w:history="1" r:id="rId3waghafvxuyflqa2vnvs2">
+      <w:hyperlink w:history="1" r:id="rIdfkamlfuxt2ikxdxocrm_u">
         <w:r>
           <w:rPr>
             <w:rFonts w:ascii="Calibri" w:cs="Calibri" w:eastAsia="Calibri" w:hAnsi="Calibri"/>
@@ -596,7 +596,7 @@
         </w:rPr>
         <w:t xml:space="preserve">E-Mail: </w:t>
       </w:r>
-      <w:hyperlink w:history="1" r:id="rId4wo5qujd0uuio5xnxfxg7">
+      <w:hyperlink w:history="1" r:id="rIdgykuvwreef0brjdxdywea">
         <w:r>
           <w:rPr>
             <w:rFonts w:ascii="Calibri" w:cs="Calibri" w:eastAsia="Calibri" w:hAnsi="Calibri"/>
@@ -622,7 +622,7 @@
         </w:rPr>
         <w:t xml:space="preserve">Web: </w:t>
       </w:r>
-      <w:hyperlink w:history="1" r:id="rIdsxb_ieepmwabgai5tiiiq">
+      <w:hyperlink w:history="1" r:id="rId2mouoo56rmfrmpho0g9ig">
         <w:r>
           <w:rPr>
             <w:rFonts w:ascii="Calibri" w:cs="Calibri" w:eastAsia="Calibri" w:hAnsi="Calibri"/>
@@ -632,6 +632,32 @@
             <w:u w:val="single"/>
           </w:rPr>
           <w:t xml:space="preserve">hybrid-editor.com</w:t>
+        </w:r>
+      </w:hyperlink>
+    </w:p>
+    <w:p>
+      <w:pPr>
+        <w:spacing w:after="200" w:line="276"/>
+      </w:pPr>
+      <w:r>
+        <w:rPr>
+          <w:rFonts w:ascii="Calibri" w:cs="Calibri" w:eastAsia="Calibri" w:hAnsi="Calibri"/>
+          <w:color w:val="292423"/>
+          <w:sz w:val="22"/>
+          <w:szCs w:val="22"/>
+        </w:rPr>
+        <w:t xml:space="preserve">No site estão disponíveis para descarga capturas de ecrã em alta resolução (qualidade de impressão) e otimizadas para a web: </w:t>
+      </w:r>
+      <w:hyperlink w:history="1" r:id="rId6lfcno4o4mxkskztzievz">
+        <w:r>
+          <w:rPr>
+            <w:rFonts w:ascii="Calibri" w:cs="Calibri" w:eastAsia="Calibri" w:hAnsi="Calibri"/>
+            <w:color w:val="B45208"/>
+            <w:sz w:val="22"/>
+            <w:szCs w:val="22"/>
+            <w:u w:val="single"/>
+          </w:rPr>
+          <w:t xml:space="preserve">hybrid-editor.com/pt/press/hybrid-1-0/</w:t>
         </w:r>
       </w:hyperlink>
     </w:p>
